--- a/ComputerNetworks/Лабораторна робота_2/9BB0B1BE80B082BE80BDB0_80BEB1BE82B0_2_97909295A0A8959D90.docx
+++ b/ComputerNetworks/Лабораторна робота_2/9BB0B1BE80B082BE80BDB0_80BEB1BE82B0_2_97909295A0A8959D90.docx
@@ -4473,1265 +4473,6 @@
     </w:p>
     <w:p>
       <w:pPr>
-        <w:pStyle w:val="2"/>
-        <w:spacing w:line="276" w:lineRule="auto"/>
-        <w:ind w:firstLine="708"/>
-        <w:jc w:val="center"/>
-        <w:rPr>
-          <w:rFonts w:cs="Times New Roman"/>
-        </w:rPr>
-      </w:pPr>
-      <w:bookmarkStart w:id="7" w:name="_Toc242527684"/>
-      <w:r>
-        <w:rPr>
-          <w:rFonts w:cs="Times New Roman"/>
-          <w:b/>
-          <w:bCs/>
-        </w:rPr>
-        <w:lastRenderedPageBreak/>
-        <w:t>Практична робота 2.</w:t>
-      </w:r>
-      <w:bookmarkEnd w:id="7"/>
-    </w:p>
-    <w:p>
-      <w:pPr>
-        <w:pStyle w:val="3"/>
-        <w:spacing w:line="276" w:lineRule="auto"/>
-        <w:jc w:val="center"/>
-        <w:rPr>
-          <w:rFonts w:cs="Times New Roman"/>
-          <w:lang w:val="ru-RU"/>
-        </w:rPr>
-      </w:pPr>
-      <w:bookmarkStart w:id="8" w:name="_Toc242527685"/>
-      <w:r>
-        <w:rPr>
-          <w:rFonts w:cs="Times New Roman"/>
-          <w:b/>
-          <w:bCs/>
-        </w:rPr>
-        <w:t xml:space="preserve">З'єднання кінцевого пристрою з маршрутизатором  </w:t>
-      </w:r>
-      <w:proofErr w:type="spellStart"/>
-      <w:r>
-        <w:rPr>
-          <w:rFonts w:cs="Times New Roman"/>
-          <w:b/>
-          <w:bCs/>
-        </w:rPr>
-        <w:t>Cisco</w:t>
-      </w:r>
-      <w:proofErr w:type="spellEnd"/>
-      <w:r>
-        <w:rPr>
-          <w:rFonts w:cs="Times New Roman"/>
-          <w:b/>
-          <w:bCs/>
-        </w:rPr>
-        <w:t xml:space="preserve"> та його налаштування.</w:t>
-      </w:r>
-      <w:bookmarkEnd w:id="8"/>
-    </w:p>
-    <w:p>
-      <w:pPr>
-        <w:pStyle w:val="Standard"/>
-        <w:spacing w:line="276" w:lineRule="auto"/>
-        <w:rPr>
-          <w:rFonts w:ascii="Times New Roman" w:hAnsi="Times New Roman" w:cs="Times New Roman"/>
-        </w:rPr>
-      </w:pPr>
-    </w:p>
-    <w:p>
-      <w:pPr>
-        <w:pStyle w:val="Standard"/>
-        <w:spacing w:line="276" w:lineRule="auto"/>
-        <w:jc w:val="both"/>
-        <w:rPr>
-          <w:rFonts w:ascii="Times New Roman" w:hAnsi="Times New Roman" w:cs="Times New Roman"/>
-        </w:rPr>
-      </w:pPr>
-      <w:r>
-        <w:rPr>
-          <w:rFonts w:ascii="Times New Roman" w:hAnsi="Times New Roman" w:cs="Times New Roman"/>
-          <w:sz w:val="28"/>
-          <w:szCs w:val="28"/>
-        </w:rPr>
-        <w:t xml:space="preserve">Спроектував у робочій області програми мережу з 4-х ПК та 2-х хабів, налаштувавши </w:t>
-      </w:r>
-      <w:r>
-        <w:rPr>
-          <w:rFonts w:ascii="Times New Roman" w:hAnsi="Times New Roman" w:cs="Times New Roman"/>
-          <w:b/>
-          <w:bCs/>
-          <w:sz w:val="28"/>
-          <w:szCs w:val="28"/>
-        </w:rPr>
-        <w:t>IP-адреси</w:t>
-      </w:r>
-      <w:r>
-        <w:rPr>
-          <w:rFonts w:ascii="Times New Roman" w:hAnsi="Times New Roman" w:cs="Times New Roman"/>
-          <w:sz w:val="28"/>
-          <w:szCs w:val="28"/>
-        </w:rPr>
-        <w:t xml:space="preserve"> для кінцевих пристроїв, та задавши </w:t>
-      </w:r>
-      <w:r>
-        <w:rPr>
-          <w:rFonts w:ascii="Times New Roman" w:hAnsi="Times New Roman" w:cs="Times New Roman"/>
-          <w:b/>
-          <w:bCs/>
-          <w:sz w:val="28"/>
-          <w:szCs w:val="28"/>
-        </w:rPr>
-        <w:t>маску мережі</w:t>
-      </w:r>
-      <w:r>
-        <w:rPr>
-          <w:rFonts w:ascii="Times New Roman" w:hAnsi="Times New Roman" w:cs="Times New Roman"/>
-          <w:sz w:val="28"/>
-          <w:szCs w:val="28"/>
-        </w:rPr>
-        <w:t xml:space="preserve"> 255.255.255.0</w:t>
-      </w:r>
-      <w:r>
-        <w:rPr>
-          <w:rFonts w:ascii="Times New Roman" w:hAnsi="Times New Roman" w:cs="Times New Roman"/>
-          <w:sz w:val="28"/>
-          <w:szCs w:val="28"/>
-        </w:rPr>
-        <w:t>.</w:t>
-      </w:r>
-      <w:r>
-        <w:rPr>
-          <w:rFonts w:ascii="Times New Roman" w:hAnsi="Times New Roman" w:cs="Times New Roman"/>
-          <w:sz w:val="28"/>
-          <w:szCs w:val="28"/>
-          <w:lang w:val="ru-RU"/>
-        </w:rPr>
-        <w:t xml:space="preserve"> </w:t>
-      </w:r>
-      <w:hyperlink w:anchor="(рис._5)" w:history="1">
-        <w:r>
-          <w:rPr>
-            <w:rFonts w:ascii="Times New Roman" w:hAnsi="Times New Roman" w:cs="Times New Roman"/>
-            <w:i/>
-            <w:iCs/>
-            <w:sz w:val="28"/>
-            <w:szCs w:val="28"/>
-            <w:lang w:val="ru-RU"/>
-          </w:rPr>
-          <w:t>(рис. 5)</w:t>
-        </w:r>
-      </w:hyperlink>
-      <w:r>
-        <w:rPr>
-          <w:rFonts w:ascii="Times New Roman" w:hAnsi="Times New Roman" w:cs="Times New Roman"/>
-          <w:i/>
-          <w:iCs/>
-          <w:sz w:val="28"/>
-          <w:szCs w:val="28"/>
-          <w:lang w:val="ru-RU"/>
-        </w:rPr>
-        <w:t>.</w:t>
-      </w:r>
-    </w:p>
-    <w:p>
-      <w:pPr>
-        <w:pStyle w:val="Standard"/>
-        <w:spacing w:line="276" w:lineRule="auto"/>
-        <w:jc w:val="center"/>
-        <w:rPr>
-          <w:rFonts w:ascii="Times New Roman" w:hAnsi="Times New Roman" w:cs="Times New Roman"/>
-        </w:rPr>
-      </w:pPr>
-      <w:r>
-        <w:rPr>
-          <w:rFonts w:ascii="Times New Roman" w:hAnsi="Times New Roman" w:cs="Times New Roman"/>
-          <w:noProof/>
-        </w:rPr>
-        <w:drawing>
-          <wp:inline distT="0" distB="0" distL="0" distR="0" wp14:anchorId="5E2DFEA6" wp14:editId="258F21A3">
-            <wp:extent cx="5318640" cy="2423160"/>
-            <wp:effectExtent l="0" t="0" r="0" b="0"/>
-            <wp:docPr id="5" name="Рисунок 9"/>
-            <wp:cNvGraphicFramePr/>
-            <a:graphic xmlns:a="http://schemas.openxmlformats.org/drawingml/2006/main">
-              <a:graphicData uri="http://schemas.openxmlformats.org/drawingml/2006/picture">
-                <pic:pic xmlns:pic="http://schemas.openxmlformats.org/drawingml/2006/picture">
-                  <pic:nvPicPr>
-                    <pic:cNvPr id="0" name=""/>
-                    <pic:cNvPicPr/>
-                  </pic:nvPicPr>
-                  <pic:blipFill>
-                    <a:blip r:embed="rId28">
-                      <a:lum/>
-                      <a:alphaModFix/>
-                    </a:blip>
-                    <a:srcRect/>
-                    <a:stretch>
-                      <a:fillRect/>
-                    </a:stretch>
-                  </pic:blipFill>
-                  <pic:spPr>
-                    <a:xfrm>
-                      <a:off x="0" y="0"/>
-                      <a:ext cx="5318640" cy="2423160"/>
-                    </a:xfrm>
-                    <a:prstGeom prst="rect">
-                      <a:avLst/>
-                    </a:prstGeom>
-                    <a:noFill/>
-                    <a:ln>
-                      <a:noFill/>
-                      <a:prstDash/>
-                    </a:ln>
-                  </pic:spPr>
-                </pic:pic>
-              </a:graphicData>
-            </a:graphic>
-          </wp:inline>
-        </w:drawing>
-      </w:r>
-    </w:p>
-    <w:p>
-      <w:pPr>
-        <w:pStyle w:val="Standard"/>
-        <w:spacing w:line="276" w:lineRule="auto"/>
-        <w:jc w:val="center"/>
-        <w:rPr>
-          <w:rFonts w:ascii="Times New Roman" w:hAnsi="Times New Roman" w:cs="Times New Roman"/>
-          <w:sz w:val="20"/>
-          <w:szCs w:val="20"/>
-          <w:lang w:val="ru-RU"/>
-        </w:rPr>
-      </w:pPr>
-      <w:bookmarkStart w:id="9" w:name="(рис._5)"/>
-      <w:r>
-        <w:rPr>
-          <w:rFonts w:ascii="Times New Roman" w:hAnsi="Times New Roman" w:cs="Times New Roman"/>
-          <w:sz w:val="20"/>
-          <w:szCs w:val="20"/>
-          <w:lang w:val="ru-RU"/>
-        </w:rPr>
-        <w:t>(рис. 5)</w:t>
-      </w:r>
-      <w:bookmarkEnd w:id="9"/>
-    </w:p>
-    <w:p>
-      <w:pPr>
-        <w:pStyle w:val="Standard"/>
-        <w:spacing w:line="276" w:lineRule="auto"/>
-        <w:rPr>
-          <w:rFonts w:ascii="Times New Roman" w:hAnsi="Times New Roman" w:cs="Times New Roman"/>
-        </w:rPr>
-      </w:pPr>
-      <w:r>
-        <w:rPr>
-          <w:rFonts w:ascii="Times New Roman" w:hAnsi="Times New Roman" w:cs="Times New Roman"/>
-          <w:sz w:val="28"/>
-          <w:szCs w:val="28"/>
-        </w:rPr>
-        <w:t xml:space="preserve">Після переходу до режиму </w:t>
-      </w:r>
-      <w:proofErr w:type="spellStart"/>
-      <w:r>
-        <w:rPr>
-          <w:rFonts w:ascii="Times New Roman" w:hAnsi="Times New Roman" w:cs="Times New Roman"/>
-          <w:b/>
-          <w:bCs/>
-          <w:sz w:val="28"/>
-          <w:szCs w:val="28"/>
-        </w:rPr>
-        <w:t>Simulation</w:t>
-      </w:r>
-      <w:proofErr w:type="spellEnd"/>
-      <w:r>
-        <w:rPr>
-          <w:rFonts w:ascii="Times New Roman" w:hAnsi="Times New Roman" w:cs="Times New Roman"/>
-          <w:sz w:val="28"/>
-          <w:szCs w:val="28"/>
-        </w:rPr>
-        <w:t xml:space="preserve"> у фільтрі подій залишено відображення лише протоколу ICMP, </w:t>
-      </w:r>
-      <w:hyperlink w:anchor="(рис._6-7)" w:history="1">
-        <w:r>
-          <w:rPr>
-            <w:rFonts w:ascii="Times New Roman" w:hAnsi="Times New Roman" w:cs="Times New Roman"/>
-            <w:i/>
-            <w:iCs/>
-            <w:sz w:val="28"/>
-            <w:szCs w:val="28"/>
-          </w:rPr>
-          <w:t>(рис. 6-7)</w:t>
-        </w:r>
-      </w:hyperlink>
-      <w:r>
-        <w:rPr>
-          <w:rFonts w:ascii="Times New Roman" w:hAnsi="Times New Roman" w:cs="Times New Roman"/>
-          <w:i/>
-          <w:iCs/>
-          <w:sz w:val="28"/>
-          <w:szCs w:val="28"/>
-        </w:rPr>
-        <w:t>.</w:t>
-      </w:r>
-    </w:p>
-    <w:p>
-      <w:pPr>
-        <w:pStyle w:val="Standard"/>
-        <w:spacing w:line="276" w:lineRule="auto"/>
-        <w:jc w:val="center"/>
-        <w:rPr>
-          <w:rFonts w:ascii="Times New Roman" w:hAnsi="Times New Roman" w:cs="Times New Roman"/>
-        </w:rPr>
-      </w:pPr>
-      <w:r>
-        <w:rPr>
-          <w:rFonts w:ascii="Times New Roman" w:hAnsi="Times New Roman" w:cs="Times New Roman"/>
-          <w:noProof/>
-        </w:rPr>
-        <w:drawing>
-          <wp:anchor distT="0" distB="0" distL="114300" distR="114300" simplePos="0" relativeHeight="13" behindDoc="0" locked="0" layoutInCell="1" allowOverlap="1" wp14:anchorId="7F0A434D" wp14:editId="47C4E00D">
-            <wp:simplePos x="0" y="0"/>
-            <wp:positionH relativeFrom="margin">
-              <wp:posOffset>3316679</wp:posOffset>
-            </wp:positionH>
-            <wp:positionV relativeFrom="paragraph">
-              <wp:posOffset>3960</wp:posOffset>
-            </wp:positionV>
-            <wp:extent cx="2408040" cy="1409759"/>
-            <wp:effectExtent l="0" t="0" r="0" b="0"/>
-            <wp:wrapTight wrapText="bothSides">
-              <wp:wrapPolygon edited="0">
-                <wp:start x="0" y="0"/>
-                <wp:lineTo x="0" y="21308"/>
-                <wp:lineTo x="21361" y="21308"/>
-                <wp:lineTo x="21361" y="0"/>
-                <wp:lineTo x="0" y="0"/>
-              </wp:wrapPolygon>
-            </wp:wrapTight>
-            <wp:docPr id="6" name="Рисунок 11"/>
-            <wp:cNvGraphicFramePr/>
-            <a:graphic xmlns:a="http://schemas.openxmlformats.org/drawingml/2006/main">
-              <a:graphicData uri="http://schemas.openxmlformats.org/drawingml/2006/picture">
-                <pic:pic xmlns:pic="http://schemas.openxmlformats.org/drawingml/2006/picture">
-                  <pic:nvPicPr>
-                    <pic:cNvPr id="0" name=""/>
-                    <pic:cNvPicPr/>
-                  </pic:nvPicPr>
-                  <pic:blipFill>
-                    <a:blip r:embed="rId29">
-                      <a:lum/>
-                      <a:alphaModFix/>
-                    </a:blip>
-                    <a:srcRect/>
-                    <a:stretch>
-                      <a:fillRect/>
-                    </a:stretch>
-                  </pic:blipFill>
-                  <pic:spPr>
-                    <a:xfrm>
-                      <a:off x="0" y="0"/>
-                      <a:ext cx="2408040" cy="1409759"/>
-                    </a:xfrm>
-                    <a:prstGeom prst="rect">
-                      <a:avLst/>
-                    </a:prstGeom>
-                    <a:noFill/>
-                    <a:ln>
-                      <a:noFill/>
-                      <a:prstDash/>
-                    </a:ln>
-                  </pic:spPr>
-                </pic:pic>
-              </a:graphicData>
-            </a:graphic>
-          </wp:anchor>
-        </w:drawing>
-      </w:r>
-      <w:r>
-        <w:rPr>
-          <w:rFonts w:ascii="Times New Roman" w:hAnsi="Times New Roman" w:cs="Times New Roman"/>
-          <w:noProof/>
-        </w:rPr>
-        <w:drawing>
-          <wp:inline distT="0" distB="0" distL="0" distR="0" wp14:anchorId="66D42EF5" wp14:editId="751A5DD8">
-            <wp:extent cx="2560319" cy="1409759"/>
-            <wp:effectExtent l="0" t="0" r="0" b="0"/>
-            <wp:docPr id="7" name="Рисунок 10"/>
-            <wp:cNvGraphicFramePr/>
-            <a:graphic xmlns:a="http://schemas.openxmlformats.org/drawingml/2006/main">
-              <a:graphicData uri="http://schemas.openxmlformats.org/drawingml/2006/picture">
-                <pic:pic xmlns:pic="http://schemas.openxmlformats.org/drawingml/2006/picture">
-                  <pic:nvPicPr>
-                    <pic:cNvPr id="0" name=""/>
-                    <pic:cNvPicPr/>
-                  </pic:nvPicPr>
-                  <pic:blipFill>
-                    <a:blip r:embed="rId30">
-                      <a:lum/>
-                      <a:alphaModFix/>
-                    </a:blip>
-                    <a:srcRect/>
-                    <a:stretch>
-                      <a:fillRect/>
-                    </a:stretch>
-                  </pic:blipFill>
-                  <pic:spPr>
-                    <a:xfrm>
-                      <a:off x="0" y="0"/>
-                      <a:ext cx="2560319" cy="1409759"/>
-                    </a:xfrm>
-                    <a:prstGeom prst="rect">
-                      <a:avLst/>
-                    </a:prstGeom>
-                    <a:noFill/>
-                    <a:ln>
-                      <a:noFill/>
-                      <a:prstDash/>
-                    </a:ln>
-                  </pic:spPr>
-                </pic:pic>
-              </a:graphicData>
-            </a:graphic>
-          </wp:inline>
-        </w:drawing>
-      </w:r>
-    </w:p>
-    <w:p>
-      <w:pPr>
-        <w:pStyle w:val="Standard"/>
-        <w:spacing w:line="276" w:lineRule="auto"/>
-        <w:jc w:val="center"/>
-        <w:rPr>
-          <w:rFonts w:ascii="Times New Roman" w:hAnsi="Times New Roman" w:cs="Times New Roman"/>
-          <w:sz w:val="20"/>
-          <w:szCs w:val="20"/>
-          <w:lang w:val="ru-RU"/>
-        </w:rPr>
-      </w:pPr>
-      <w:bookmarkStart w:id="10" w:name="(рис._6-7)"/>
-      <w:r>
-        <w:rPr>
-          <w:rFonts w:ascii="Times New Roman" w:hAnsi="Times New Roman" w:cs="Times New Roman"/>
-          <w:sz w:val="20"/>
-          <w:szCs w:val="20"/>
-          <w:lang w:val="ru-RU"/>
-        </w:rPr>
-        <w:t>(рис. 6-7)</w:t>
-      </w:r>
-      <w:bookmarkEnd w:id="10"/>
-    </w:p>
-    <w:p>
-      <w:pPr>
-        <w:pStyle w:val="Standard"/>
-        <w:spacing w:line="276" w:lineRule="auto"/>
-        <w:jc w:val="both"/>
-        <w:rPr>
-          <w:rFonts w:ascii="Times New Roman" w:hAnsi="Times New Roman" w:cs="Times New Roman"/>
-        </w:rPr>
-      </w:pPr>
-      <w:r>
-        <w:rPr>
-          <w:rFonts w:ascii="Times New Roman" w:hAnsi="Times New Roman" w:cs="Times New Roman"/>
-          <w:noProof/>
-        </w:rPr>
-        <w:drawing>
-          <wp:anchor distT="0" distB="0" distL="114300" distR="114300" simplePos="0" relativeHeight="14" behindDoc="0" locked="0" layoutInCell="1" allowOverlap="1" wp14:anchorId="0F8F1671" wp14:editId="7F5CA0F9">
-            <wp:simplePos x="0" y="0"/>
-            <wp:positionH relativeFrom="margin">
-              <wp:posOffset>2798280</wp:posOffset>
-            </wp:positionH>
-            <wp:positionV relativeFrom="paragraph">
-              <wp:posOffset>557640</wp:posOffset>
-            </wp:positionV>
-            <wp:extent cx="2956679" cy="1245960"/>
-            <wp:effectExtent l="0" t="0" r="0" b="0"/>
-            <wp:wrapTight wrapText="bothSides">
-              <wp:wrapPolygon edited="0">
-                <wp:start x="0" y="0"/>
-                <wp:lineTo x="0" y="21138"/>
-                <wp:lineTo x="21433" y="21138"/>
-                <wp:lineTo x="21433" y="0"/>
-                <wp:lineTo x="0" y="0"/>
-              </wp:wrapPolygon>
-            </wp:wrapTight>
-            <wp:docPr id="8" name="Рисунок 13"/>
-            <wp:cNvGraphicFramePr/>
-            <a:graphic xmlns:a="http://schemas.openxmlformats.org/drawingml/2006/main">
-              <a:graphicData uri="http://schemas.openxmlformats.org/drawingml/2006/picture">
-                <pic:pic xmlns:pic="http://schemas.openxmlformats.org/drawingml/2006/picture">
-                  <pic:nvPicPr>
-                    <pic:cNvPr id="0" name=""/>
-                    <pic:cNvPicPr/>
-                  </pic:nvPicPr>
-                  <pic:blipFill>
-                    <a:blip r:embed="rId31">
-                      <a:lum/>
-                      <a:alphaModFix/>
-                    </a:blip>
-                    <a:srcRect/>
-                    <a:stretch>
-                      <a:fillRect/>
-                    </a:stretch>
-                  </pic:blipFill>
-                  <pic:spPr>
-                    <a:xfrm>
-                      <a:off x="0" y="0"/>
-                      <a:ext cx="2956679" cy="1245960"/>
-                    </a:xfrm>
-                    <a:prstGeom prst="rect">
-                      <a:avLst/>
-                    </a:prstGeom>
-                    <a:noFill/>
-                    <a:ln>
-                      <a:noFill/>
-                      <a:prstDash/>
-                    </a:ln>
-                  </pic:spPr>
-                </pic:pic>
-              </a:graphicData>
-            </a:graphic>
-          </wp:anchor>
-        </w:drawing>
-      </w:r>
-      <w:r>
-        <w:rPr>
-          <w:rFonts w:ascii="Times New Roman" w:hAnsi="Times New Roman" w:cs="Times New Roman"/>
-          <w:sz w:val="28"/>
-          <w:szCs w:val="28"/>
-        </w:rPr>
-        <w:t xml:space="preserve">З </w:t>
-      </w:r>
-      <w:r>
-        <w:rPr>
-          <w:rFonts w:ascii="Times New Roman" w:hAnsi="Times New Roman" w:cs="Times New Roman"/>
-          <w:b/>
-          <w:bCs/>
-          <w:sz w:val="28"/>
-          <w:szCs w:val="28"/>
-          <w:lang w:val="en-US"/>
-        </w:rPr>
-        <w:t>PC</w:t>
-      </w:r>
-      <w:r>
-        <w:rPr>
-          <w:rFonts w:ascii="Times New Roman" w:hAnsi="Times New Roman" w:cs="Times New Roman"/>
-          <w:b/>
-          <w:bCs/>
-          <w:sz w:val="28"/>
-          <w:szCs w:val="28"/>
-          <w:lang w:val="ru-RU"/>
-        </w:rPr>
-        <w:t>1</w:t>
-      </w:r>
-      <w:r>
-        <w:rPr>
-          <w:rFonts w:ascii="Times New Roman" w:hAnsi="Times New Roman" w:cs="Times New Roman"/>
-          <w:sz w:val="28"/>
-          <w:szCs w:val="28"/>
-          <w:lang w:val="ru-RU"/>
-        </w:rPr>
-        <w:t xml:space="preserve"> </w:t>
-      </w:r>
-      <w:r>
-        <w:rPr>
-          <w:rFonts w:ascii="Times New Roman" w:hAnsi="Times New Roman" w:cs="Times New Roman"/>
-          <w:i/>
-          <w:iCs/>
-          <w:sz w:val="28"/>
-          <w:szCs w:val="28"/>
-          <w:lang w:val="ru-RU"/>
-        </w:rPr>
-        <w:t>‘</w:t>
-      </w:r>
-      <w:proofErr w:type="spellStart"/>
-      <w:r>
-        <w:rPr>
-          <w:rFonts w:ascii="Times New Roman" w:hAnsi="Times New Roman" w:cs="Times New Roman"/>
-          <w:i/>
-          <w:iCs/>
-          <w:sz w:val="28"/>
-          <w:szCs w:val="28"/>
-          <w:lang w:val="ru-RU"/>
-        </w:rPr>
-        <w:t>пінгую</w:t>
-      </w:r>
-      <w:proofErr w:type="spellEnd"/>
-      <w:r>
-        <w:rPr>
-          <w:rFonts w:ascii="Times New Roman" w:hAnsi="Times New Roman" w:cs="Times New Roman"/>
-          <w:i/>
-          <w:iCs/>
-          <w:sz w:val="28"/>
-          <w:szCs w:val="28"/>
-          <w:lang w:val="ru-RU"/>
-        </w:rPr>
-        <w:t>’</w:t>
-      </w:r>
-      <w:r>
-        <w:rPr>
-          <w:rFonts w:ascii="Times New Roman" w:hAnsi="Times New Roman" w:cs="Times New Roman"/>
-          <w:sz w:val="28"/>
-          <w:szCs w:val="28"/>
-          <w:lang w:val="ru-RU"/>
-        </w:rPr>
-        <w:t xml:space="preserve"> </w:t>
-      </w:r>
-      <w:r>
-        <w:rPr>
-          <w:rFonts w:ascii="Times New Roman" w:hAnsi="Times New Roman" w:cs="Times New Roman"/>
-          <w:b/>
-          <w:bCs/>
-          <w:sz w:val="28"/>
-          <w:szCs w:val="28"/>
-          <w:lang w:val="en-US"/>
-        </w:rPr>
-        <w:t>PC</w:t>
-      </w:r>
-      <w:r>
-        <w:rPr>
-          <w:rFonts w:ascii="Times New Roman" w:hAnsi="Times New Roman" w:cs="Times New Roman"/>
-          <w:b/>
-          <w:bCs/>
-          <w:sz w:val="28"/>
-          <w:szCs w:val="28"/>
-          <w:lang w:val="ru-RU"/>
-        </w:rPr>
-        <w:t>2</w:t>
-      </w:r>
-      <w:r>
-        <w:rPr>
-          <w:rFonts w:ascii="Times New Roman" w:hAnsi="Times New Roman" w:cs="Times New Roman"/>
-          <w:sz w:val="28"/>
-          <w:szCs w:val="28"/>
-          <w:lang w:val="ru-RU"/>
-        </w:rPr>
-        <w:t xml:space="preserve">, </w:t>
-      </w:r>
-      <w:proofErr w:type="spellStart"/>
-      <w:r>
-        <w:rPr>
-          <w:rFonts w:ascii="Times New Roman" w:hAnsi="Times New Roman" w:cs="Times New Roman"/>
-          <w:sz w:val="28"/>
-          <w:szCs w:val="28"/>
-          <w:lang w:val="ru-RU"/>
-        </w:rPr>
-        <w:t>щоб</w:t>
-      </w:r>
-      <w:proofErr w:type="spellEnd"/>
-      <w:r>
-        <w:rPr>
-          <w:rFonts w:ascii="Times New Roman" w:hAnsi="Times New Roman" w:cs="Times New Roman"/>
-          <w:sz w:val="28"/>
-          <w:szCs w:val="28"/>
-          <w:lang w:val="ru-RU"/>
-        </w:rPr>
-        <w:t xml:space="preserve"> </w:t>
-      </w:r>
-      <w:proofErr w:type="spellStart"/>
-      <w:r>
-        <w:rPr>
-          <w:rFonts w:ascii="Times New Roman" w:hAnsi="Times New Roman" w:cs="Times New Roman"/>
-          <w:sz w:val="28"/>
-          <w:szCs w:val="28"/>
-          <w:lang w:val="ru-RU"/>
-        </w:rPr>
-        <w:t>наочніше</w:t>
-      </w:r>
-      <w:proofErr w:type="spellEnd"/>
-      <w:r>
-        <w:rPr>
-          <w:rFonts w:ascii="Times New Roman" w:hAnsi="Times New Roman" w:cs="Times New Roman"/>
-          <w:sz w:val="28"/>
-          <w:szCs w:val="28"/>
-          <w:lang w:val="ru-RU"/>
-        </w:rPr>
-        <w:t xml:space="preserve"> </w:t>
-      </w:r>
-      <w:proofErr w:type="spellStart"/>
-      <w:r>
-        <w:rPr>
-          <w:rFonts w:ascii="Times New Roman" w:hAnsi="Times New Roman" w:cs="Times New Roman"/>
-          <w:sz w:val="28"/>
-          <w:szCs w:val="28"/>
-          <w:lang w:val="ru-RU"/>
-        </w:rPr>
-        <w:t>побачити</w:t>
-      </w:r>
-      <w:proofErr w:type="spellEnd"/>
-      <w:r>
-        <w:rPr>
-          <w:rFonts w:ascii="Times New Roman" w:hAnsi="Times New Roman" w:cs="Times New Roman"/>
-          <w:sz w:val="28"/>
-          <w:szCs w:val="28"/>
-          <w:lang w:val="ru-RU"/>
-        </w:rPr>
-        <w:t xml:space="preserve">, як </w:t>
-      </w:r>
-      <w:proofErr w:type="spellStart"/>
-      <w:r>
-        <w:rPr>
-          <w:rFonts w:ascii="Times New Roman" w:hAnsi="Times New Roman" w:cs="Times New Roman"/>
-          <w:sz w:val="28"/>
-          <w:szCs w:val="28"/>
-          <w:lang w:val="ru-RU"/>
-        </w:rPr>
-        <w:t>проходитимуть</w:t>
-      </w:r>
-      <w:proofErr w:type="spellEnd"/>
-      <w:r>
-        <w:rPr>
-          <w:rFonts w:ascii="Times New Roman" w:hAnsi="Times New Roman" w:cs="Times New Roman"/>
-          <w:sz w:val="28"/>
-          <w:szCs w:val="28"/>
-          <w:lang w:val="ru-RU"/>
-        </w:rPr>
-        <w:t xml:space="preserve"> </w:t>
-      </w:r>
-      <w:proofErr w:type="spellStart"/>
-      <w:r>
-        <w:rPr>
-          <w:rFonts w:ascii="Times New Roman" w:hAnsi="Times New Roman" w:cs="Times New Roman"/>
-          <w:sz w:val="28"/>
-          <w:szCs w:val="28"/>
-          <w:lang w:val="ru-RU"/>
-        </w:rPr>
-        <w:t>пакети</w:t>
-      </w:r>
-      <w:proofErr w:type="spellEnd"/>
-      <w:r>
-        <w:rPr>
-          <w:rFonts w:ascii="Times New Roman" w:hAnsi="Times New Roman" w:cs="Times New Roman"/>
-          <w:sz w:val="28"/>
-          <w:szCs w:val="28"/>
-          <w:lang w:val="ru-RU"/>
-        </w:rPr>
-        <w:t xml:space="preserve"> мережею в </w:t>
-      </w:r>
-      <w:proofErr w:type="spellStart"/>
-      <w:r>
-        <w:rPr>
-          <w:rFonts w:ascii="Times New Roman" w:hAnsi="Times New Roman" w:cs="Times New Roman"/>
-          <w:sz w:val="28"/>
-          <w:szCs w:val="28"/>
-          <w:lang w:val="ru-RU"/>
-        </w:rPr>
-        <w:t>режимі</w:t>
-      </w:r>
-      <w:proofErr w:type="spellEnd"/>
-      <w:r>
-        <w:rPr>
-          <w:rFonts w:ascii="Times New Roman" w:hAnsi="Times New Roman" w:cs="Times New Roman"/>
-          <w:sz w:val="28"/>
-          <w:szCs w:val="28"/>
-          <w:lang w:val="ru-RU"/>
-        </w:rPr>
-        <w:t xml:space="preserve"> </w:t>
-      </w:r>
-      <w:proofErr w:type="spellStart"/>
-      <w:r>
-        <w:rPr>
-          <w:rFonts w:ascii="Times New Roman" w:hAnsi="Times New Roman" w:cs="Times New Roman"/>
-          <w:sz w:val="28"/>
-          <w:szCs w:val="28"/>
-          <w:lang w:val="ru-RU"/>
-        </w:rPr>
-        <w:t>симуляції</w:t>
-      </w:r>
-      <w:proofErr w:type="spellEnd"/>
-      <w:r>
-        <w:rPr>
-          <w:rFonts w:ascii="Times New Roman" w:hAnsi="Times New Roman" w:cs="Times New Roman"/>
-          <w:sz w:val="28"/>
-          <w:szCs w:val="28"/>
-          <w:lang w:val="ru-RU"/>
-        </w:rPr>
-        <w:t>.</w:t>
-      </w:r>
-      <w:r>
-        <w:rPr>
-          <w:rFonts w:ascii="Times New Roman" w:hAnsi="Times New Roman" w:cs="Times New Roman"/>
-          <w:sz w:val="28"/>
-          <w:szCs w:val="28"/>
-          <w:lang w:val="ru-RU"/>
-        </w:rPr>
-        <w:t xml:space="preserve"> </w:t>
-      </w:r>
-      <w:hyperlink w:anchor="(рис._8-9)" w:history="1">
-        <w:r>
-          <w:rPr>
-            <w:rFonts w:ascii="Times New Roman" w:hAnsi="Times New Roman" w:cs="Times New Roman"/>
-            <w:i/>
-            <w:iCs/>
-            <w:sz w:val="28"/>
-            <w:szCs w:val="28"/>
-            <w:lang w:val="ru-RU"/>
-          </w:rPr>
-          <w:t>(рис.8-9)</w:t>
-        </w:r>
-      </w:hyperlink>
-      <w:r>
-        <w:rPr>
-          <w:rFonts w:ascii="Times New Roman" w:hAnsi="Times New Roman" w:cs="Times New Roman"/>
-          <w:i/>
-          <w:iCs/>
-          <w:sz w:val="28"/>
-          <w:szCs w:val="28"/>
-          <w:lang w:val="ru-RU"/>
-        </w:rPr>
-        <w:t>.</w:t>
-      </w:r>
-    </w:p>
-    <w:p>
-      <w:pPr>
-        <w:pStyle w:val="Standard"/>
-        <w:spacing w:line="276" w:lineRule="auto"/>
-        <w:jc w:val="center"/>
-        <w:rPr>
-          <w:rFonts w:ascii="Times New Roman" w:hAnsi="Times New Roman" w:cs="Times New Roman"/>
-        </w:rPr>
-      </w:pPr>
-      <w:r>
-        <w:rPr>
-          <w:rFonts w:ascii="Times New Roman" w:hAnsi="Times New Roman" w:cs="Times New Roman"/>
-          <w:noProof/>
-        </w:rPr>
-        <w:drawing>
-          <wp:inline distT="0" distB="0" distL="0" distR="0" wp14:anchorId="1F986BF1" wp14:editId="3571BD37">
-            <wp:extent cx="2438280" cy="624960"/>
-            <wp:effectExtent l="0" t="0" r="120" b="3690"/>
-            <wp:docPr id="9" name="Рисунок 12"/>
-            <wp:cNvGraphicFramePr/>
-            <a:graphic xmlns:a="http://schemas.openxmlformats.org/drawingml/2006/main">
-              <a:graphicData uri="http://schemas.openxmlformats.org/drawingml/2006/picture">
-                <pic:pic xmlns:pic="http://schemas.openxmlformats.org/drawingml/2006/picture">
-                  <pic:nvPicPr>
-                    <pic:cNvPr id="0" name=""/>
-                    <pic:cNvPicPr/>
-                  </pic:nvPicPr>
-                  <pic:blipFill>
-                    <a:blip r:embed="rId32">
-                      <a:lum/>
-                      <a:alphaModFix/>
-                    </a:blip>
-                    <a:srcRect/>
-                    <a:stretch>
-                      <a:fillRect/>
-                    </a:stretch>
-                  </pic:blipFill>
-                  <pic:spPr>
-                    <a:xfrm>
-                      <a:off x="0" y="0"/>
-                      <a:ext cx="2438280" cy="624960"/>
-                    </a:xfrm>
-                    <a:prstGeom prst="rect">
-                      <a:avLst/>
-                    </a:prstGeom>
-                    <a:noFill/>
-                    <a:ln>
-                      <a:noFill/>
-                      <a:prstDash/>
-                    </a:ln>
-                  </pic:spPr>
-                </pic:pic>
-              </a:graphicData>
-            </a:graphic>
-          </wp:inline>
-        </w:drawing>
-      </w:r>
-    </w:p>
-    <w:p>
-      <w:pPr>
-        <w:pStyle w:val="Standard"/>
-        <w:spacing w:line="276" w:lineRule="auto"/>
-        <w:jc w:val="center"/>
-        <w:rPr>
-          <w:rFonts w:ascii="Times New Roman" w:hAnsi="Times New Roman" w:cs="Times New Roman"/>
-          <w:sz w:val="28"/>
-          <w:szCs w:val="28"/>
-          <w:lang w:val="ru-RU"/>
-        </w:rPr>
-      </w:pPr>
-    </w:p>
-    <w:p>
-      <w:pPr>
-        <w:pStyle w:val="Standard"/>
-        <w:spacing w:line="276" w:lineRule="auto"/>
-        <w:jc w:val="center"/>
-        <w:rPr>
-          <w:rFonts w:ascii="Times New Roman" w:hAnsi="Times New Roman" w:cs="Times New Roman"/>
-          <w:sz w:val="28"/>
-          <w:szCs w:val="28"/>
-        </w:rPr>
-      </w:pPr>
-    </w:p>
-    <w:p>
-      <w:pPr>
-        <w:pStyle w:val="Standard"/>
-        <w:spacing w:line="276" w:lineRule="auto"/>
-        <w:jc w:val="center"/>
-        <w:rPr>
-          <w:rFonts w:ascii="Times New Roman" w:hAnsi="Times New Roman" w:cs="Times New Roman"/>
-          <w:sz w:val="20"/>
-          <w:szCs w:val="20"/>
-        </w:rPr>
-      </w:pPr>
-      <w:bookmarkStart w:id="11" w:name="(рис._8-9)"/>
-      <w:r>
-        <w:rPr>
-          <w:rFonts w:ascii="Times New Roman" w:hAnsi="Times New Roman" w:cs="Times New Roman"/>
-          <w:sz w:val="20"/>
-          <w:szCs w:val="20"/>
-        </w:rPr>
-        <w:lastRenderedPageBreak/>
-        <w:t>(рис. 8-9)</w:t>
-      </w:r>
-      <w:bookmarkEnd w:id="11"/>
-    </w:p>
-    <w:p>
-      <w:pPr>
-        <w:pStyle w:val="Standard"/>
-        <w:spacing w:line="276" w:lineRule="auto"/>
-        <w:jc w:val="both"/>
-        <w:rPr>
-          <w:rFonts w:ascii="Times New Roman" w:hAnsi="Times New Roman" w:cs="Times New Roman"/>
-        </w:rPr>
-      </w:pPr>
-      <w:r>
-        <w:rPr>
-          <w:rFonts w:ascii="Times New Roman" w:hAnsi="Times New Roman" w:cs="Times New Roman"/>
-          <w:sz w:val="28"/>
-          <w:szCs w:val="28"/>
-        </w:rPr>
-        <w:t xml:space="preserve">Після відкриття інформації про PDU на вкладці </w:t>
-      </w:r>
-      <w:r>
-        <w:rPr>
-          <w:rFonts w:ascii="Times New Roman" w:hAnsi="Times New Roman" w:cs="Times New Roman"/>
-          <w:b/>
-          <w:bCs/>
-          <w:sz w:val="28"/>
-          <w:szCs w:val="28"/>
-        </w:rPr>
-        <w:t xml:space="preserve">OSI </w:t>
-      </w:r>
-      <w:proofErr w:type="spellStart"/>
-      <w:r>
-        <w:rPr>
-          <w:rFonts w:ascii="Times New Roman" w:hAnsi="Times New Roman" w:cs="Times New Roman"/>
-          <w:b/>
-          <w:bCs/>
-          <w:sz w:val="28"/>
-          <w:szCs w:val="28"/>
-        </w:rPr>
-        <w:t>Model</w:t>
-      </w:r>
-      <w:proofErr w:type="spellEnd"/>
-      <w:r>
-        <w:rPr>
-          <w:rFonts w:ascii="Times New Roman" w:hAnsi="Times New Roman" w:cs="Times New Roman"/>
-          <w:sz w:val="28"/>
-          <w:szCs w:val="28"/>
-        </w:rPr>
-        <w:t xml:space="preserve"> проаналізовано проходження пакета через відповідні рівні моделі OSI. Відображена інформація дає змогу простежити процес інкапсуляції та обробки даних мережевим пристроєм</w:t>
-      </w:r>
-      <w:r>
-        <w:rPr>
-          <w:rFonts w:ascii="Times New Roman" w:hAnsi="Times New Roman" w:cs="Times New Roman"/>
-          <w:sz w:val="28"/>
-          <w:szCs w:val="28"/>
-        </w:rPr>
-        <w:t xml:space="preserve">, </w:t>
-      </w:r>
-      <w:hyperlink w:anchor="(рис._10)" w:history="1">
-        <w:r>
-          <w:rPr>
-            <w:rFonts w:ascii="Times New Roman" w:hAnsi="Times New Roman" w:cs="Times New Roman"/>
-            <w:i/>
-            <w:iCs/>
-            <w:sz w:val="28"/>
-            <w:szCs w:val="28"/>
-          </w:rPr>
-          <w:t>(рис. 10)</w:t>
-        </w:r>
-      </w:hyperlink>
-      <w:r>
-        <w:rPr>
-          <w:rFonts w:ascii="Times New Roman" w:hAnsi="Times New Roman" w:cs="Times New Roman"/>
-          <w:i/>
-          <w:iCs/>
-          <w:sz w:val="28"/>
-          <w:szCs w:val="28"/>
-        </w:rPr>
-        <w:t>.</w:t>
-      </w:r>
-    </w:p>
-    <w:p>
-      <w:pPr>
-        <w:pStyle w:val="Standard"/>
-        <w:spacing w:line="276" w:lineRule="auto"/>
-        <w:jc w:val="center"/>
-        <w:rPr>
-          <w:rFonts w:ascii="Times New Roman" w:hAnsi="Times New Roman" w:cs="Times New Roman"/>
-        </w:rPr>
-      </w:pPr>
-      <w:r>
-        <w:rPr>
-          <w:rFonts w:ascii="Times New Roman" w:hAnsi="Times New Roman" w:cs="Times New Roman"/>
-          <w:noProof/>
-        </w:rPr>
-        <w:drawing>
-          <wp:inline distT="0" distB="0" distL="0" distR="0" wp14:anchorId="6774B774" wp14:editId="03AEBA21">
-            <wp:extent cx="3352680" cy="3387240"/>
-            <wp:effectExtent l="0" t="0" r="120" b="3660"/>
-            <wp:docPr id="10" name="Рисунок 16"/>
-            <wp:cNvGraphicFramePr/>
-            <a:graphic xmlns:a="http://schemas.openxmlformats.org/drawingml/2006/main">
-              <a:graphicData uri="http://schemas.openxmlformats.org/drawingml/2006/picture">
-                <pic:pic xmlns:pic="http://schemas.openxmlformats.org/drawingml/2006/picture">
-                  <pic:nvPicPr>
-                    <pic:cNvPr id="0" name=""/>
-                    <pic:cNvPicPr/>
-                  </pic:nvPicPr>
-                  <pic:blipFill>
-                    <a:blip r:embed="rId33">
-                      <a:lum/>
-                      <a:alphaModFix/>
-                    </a:blip>
-                    <a:srcRect/>
-                    <a:stretch>
-                      <a:fillRect/>
-                    </a:stretch>
-                  </pic:blipFill>
-                  <pic:spPr>
-                    <a:xfrm>
-                      <a:off x="0" y="0"/>
-                      <a:ext cx="3352680" cy="3387240"/>
-                    </a:xfrm>
-                    <a:prstGeom prst="rect">
-                      <a:avLst/>
-                    </a:prstGeom>
-                    <a:noFill/>
-                    <a:ln>
-                      <a:noFill/>
-                      <a:prstDash/>
-                    </a:ln>
-                  </pic:spPr>
-                </pic:pic>
-              </a:graphicData>
-            </a:graphic>
-          </wp:inline>
-        </w:drawing>
-      </w:r>
-    </w:p>
-    <w:p>
-      <w:pPr>
-        <w:pStyle w:val="Standard"/>
-        <w:spacing w:line="276" w:lineRule="auto"/>
-        <w:jc w:val="center"/>
-        <w:rPr>
-          <w:rFonts w:ascii="Times New Roman" w:hAnsi="Times New Roman" w:cs="Times New Roman"/>
-          <w:sz w:val="20"/>
-          <w:szCs w:val="20"/>
-        </w:rPr>
-      </w:pPr>
-      <w:bookmarkStart w:id="12" w:name="(рис._10)"/>
-      <w:r>
-        <w:rPr>
-          <w:rFonts w:ascii="Times New Roman" w:hAnsi="Times New Roman" w:cs="Times New Roman"/>
-          <w:sz w:val="20"/>
-          <w:szCs w:val="20"/>
-        </w:rPr>
-        <w:t>(рис. 10)</w:t>
-      </w:r>
-      <w:bookmarkEnd w:id="12"/>
-    </w:p>
-    <w:p>
-      <w:pPr>
-        <w:pStyle w:val="Standard"/>
-        <w:spacing w:line="276" w:lineRule="auto"/>
-        <w:rPr>
-          <w:rFonts w:ascii="Times New Roman" w:hAnsi="Times New Roman" w:cs="Times New Roman"/>
-        </w:rPr>
-      </w:pPr>
-      <w:r>
-        <w:rPr>
-          <w:rFonts w:ascii="Times New Roman" w:hAnsi="Times New Roman" w:cs="Times New Roman"/>
-          <w:sz w:val="28"/>
-          <w:szCs w:val="28"/>
-        </w:rPr>
-        <w:t xml:space="preserve">На вкладці </w:t>
-      </w:r>
-      <w:proofErr w:type="spellStart"/>
-      <w:r>
-        <w:rPr>
-          <w:rFonts w:ascii="Times New Roman" w:hAnsi="Times New Roman" w:cs="Times New Roman"/>
-          <w:b/>
-          <w:bCs/>
-          <w:sz w:val="28"/>
-          <w:szCs w:val="28"/>
-        </w:rPr>
-        <w:t>Inbound</w:t>
-      </w:r>
-      <w:proofErr w:type="spellEnd"/>
-      <w:r>
-        <w:rPr>
-          <w:rFonts w:ascii="Times New Roman" w:hAnsi="Times New Roman" w:cs="Times New Roman"/>
-          <w:b/>
-          <w:bCs/>
-          <w:sz w:val="28"/>
-          <w:szCs w:val="28"/>
-        </w:rPr>
-        <w:t xml:space="preserve"> PDU </w:t>
-      </w:r>
-      <w:proofErr w:type="spellStart"/>
-      <w:r>
-        <w:rPr>
-          <w:rFonts w:ascii="Times New Roman" w:hAnsi="Times New Roman" w:cs="Times New Roman"/>
-          <w:b/>
-          <w:bCs/>
-          <w:sz w:val="28"/>
-          <w:szCs w:val="28"/>
-        </w:rPr>
-        <w:t>Details</w:t>
-      </w:r>
-      <w:proofErr w:type="spellEnd"/>
-      <w:r>
-        <w:rPr>
-          <w:rFonts w:ascii="Times New Roman" w:hAnsi="Times New Roman" w:cs="Times New Roman"/>
-          <w:sz w:val="28"/>
-          <w:szCs w:val="28"/>
-        </w:rPr>
-        <w:t xml:space="preserve"> досліджено структуру PDU. У структурі пакета відображаються заголовки </w:t>
-      </w:r>
-      <w:proofErr w:type="spellStart"/>
-      <w:r>
-        <w:rPr>
-          <w:rFonts w:ascii="Times New Roman" w:hAnsi="Times New Roman" w:cs="Times New Roman"/>
-          <w:sz w:val="28"/>
-          <w:szCs w:val="28"/>
-        </w:rPr>
-        <w:t>Ethernet</w:t>
-      </w:r>
-      <w:proofErr w:type="spellEnd"/>
-      <w:r>
-        <w:rPr>
-          <w:rFonts w:ascii="Times New Roman" w:hAnsi="Times New Roman" w:cs="Times New Roman"/>
-          <w:sz w:val="28"/>
-          <w:szCs w:val="28"/>
-        </w:rPr>
-        <w:t xml:space="preserve"> II, IPv4 та ICMP, що відповідають канальному та мережевому рівням моделі OSI, </w:t>
-      </w:r>
-      <w:hyperlink w:anchor="(рис._11)" w:history="1">
-        <w:r>
-          <w:rPr>
-            <w:rFonts w:ascii="Times New Roman" w:hAnsi="Times New Roman" w:cs="Times New Roman"/>
-            <w:i/>
-            <w:iCs/>
-            <w:sz w:val="28"/>
-            <w:szCs w:val="28"/>
-          </w:rPr>
-          <w:t>(рис. 11)</w:t>
-        </w:r>
-      </w:hyperlink>
-      <w:r>
-        <w:rPr>
-          <w:rFonts w:ascii="Times New Roman" w:hAnsi="Times New Roman" w:cs="Times New Roman"/>
-          <w:i/>
-          <w:iCs/>
-          <w:sz w:val="28"/>
-          <w:szCs w:val="28"/>
-        </w:rPr>
-        <w:t>.</w:t>
-      </w:r>
-    </w:p>
-    <w:p>
-      <w:pPr>
-        <w:pStyle w:val="Standard"/>
-        <w:spacing w:line="276" w:lineRule="auto"/>
-        <w:jc w:val="center"/>
-        <w:rPr>
-          <w:rFonts w:ascii="Times New Roman" w:hAnsi="Times New Roman" w:cs="Times New Roman"/>
-        </w:rPr>
-      </w:pPr>
-      <w:r>
-        <w:rPr>
-          <w:rFonts w:ascii="Times New Roman" w:hAnsi="Times New Roman" w:cs="Times New Roman"/>
-          <w:noProof/>
-        </w:rPr>
-        <w:drawing>
-          <wp:inline distT="0" distB="0" distL="0" distR="0" wp14:anchorId="6127476C" wp14:editId="3AEBE65B">
-            <wp:extent cx="3285499" cy="3387437"/>
-            <wp:effectExtent l="0" t="0" r="0" b="3810"/>
-            <wp:docPr id="11" name="Рисунок 17"/>
-            <wp:cNvGraphicFramePr/>
-            <a:graphic xmlns:a="http://schemas.openxmlformats.org/drawingml/2006/main">
-              <a:graphicData uri="http://schemas.openxmlformats.org/drawingml/2006/picture">
-                <pic:pic xmlns:pic="http://schemas.openxmlformats.org/drawingml/2006/picture">
-                  <pic:nvPicPr>
-                    <pic:cNvPr id="0" name=""/>
-                    <pic:cNvPicPr/>
-                  </pic:nvPicPr>
-                  <pic:blipFill>
-                    <a:blip r:embed="rId34">
-                      <a:lum/>
-                      <a:alphaModFix/>
-                    </a:blip>
-                    <a:srcRect/>
-                    <a:stretch>
-                      <a:fillRect/>
-                    </a:stretch>
-                  </pic:blipFill>
-                  <pic:spPr>
-                    <a:xfrm>
-                      <a:off x="0" y="0"/>
-                      <a:ext cx="3294493" cy="3396710"/>
-                    </a:xfrm>
-                    <a:prstGeom prst="rect">
-                      <a:avLst/>
-                    </a:prstGeom>
-                    <a:noFill/>
-                    <a:ln>
-                      <a:noFill/>
-                      <a:prstDash/>
-                    </a:ln>
-                  </pic:spPr>
-                </pic:pic>
-              </a:graphicData>
-            </a:graphic>
-          </wp:inline>
-        </w:drawing>
-      </w:r>
-    </w:p>
-    <w:p>
-      <w:pPr>
-        <w:pStyle w:val="Standard"/>
-        <w:spacing w:line="276" w:lineRule="auto"/>
-        <w:jc w:val="center"/>
-        <w:rPr>
-          <w:rFonts w:ascii="Times New Roman" w:hAnsi="Times New Roman" w:cs="Times New Roman"/>
-          <w:sz w:val="20"/>
-          <w:szCs w:val="20"/>
-          <w:lang w:val="ru-RU"/>
-        </w:rPr>
-      </w:pPr>
-      <w:bookmarkStart w:id="13" w:name="(рис._11)"/>
-      <w:r>
-        <w:rPr>
-          <w:rFonts w:ascii="Times New Roman" w:hAnsi="Times New Roman" w:cs="Times New Roman"/>
-          <w:sz w:val="20"/>
-          <w:szCs w:val="20"/>
-          <w:lang w:val="ru-RU"/>
-        </w:rPr>
-        <w:lastRenderedPageBreak/>
-        <w:t>(рис. 11)</w:t>
-      </w:r>
-      <w:bookmarkEnd w:id="13"/>
-    </w:p>
-    <w:p>
-      <w:pPr>
         <w:pStyle w:val="10"/>
         <w:jc w:val="center"/>
         <w:rPr>
@@ -5746,6 +4487,7 @@
           <w:bCs/>
           <w:lang w:val="ru-RU"/>
         </w:rPr>
+        <w:lastRenderedPageBreak/>
         <w:t>ЧАСТИНА 2</w:t>
       </w:r>
     </w:p>
@@ -6126,7 +4868,7 @@
                     <pic:cNvPicPr/>
                   </pic:nvPicPr>
                   <pic:blipFill>
-                    <a:blip r:embed="rId35"/>
+                    <a:blip r:embed="rId28"/>
                     <a:stretch>
                       <a:fillRect/>
                     </a:stretch>
@@ -6442,7 +5184,92 @@
           <w:sz w:val="28"/>
           <w:szCs w:val="28"/>
         </w:rPr>
-        <w:t xml:space="preserve"> </w:t>
+        <w:t xml:space="preserve"> забезпечує перехід до привілейованого режиму </w:t>
+      </w:r>
+      <w:proofErr w:type="spellStart"/>
+      <w:r>
+        <w:rPr>
+          <w:rFonts w:ascii="Times New Roman" w:hAnsi="Times New Roman" w:cs="Times New Roman"/>
+          <w:b/>
+          <w:sz w:val="28"/>
+          <w:szCs w:val="28"/>
+        </w:rPr>
+        <w:t>Router</w:t>
+      </w:r>
+      <w:proofErr w:type="spellEnd"/>
+      <w:r>
+        <w:rPr>
+          <w:rFonts w:ascii="Times New Roman" w:hAnsi="Times New Roman" w:cs="Times New Roman"/>
+          <w:b/>
+          <w:sz w:val="28"/>
+          <w:szCs w:val="28"/>
+        </w:rPr>
+        <w:t>#</w:t>
+      </w:r>
+      <w:r>
+        <w:rPr>
+          <w:rFonts w:ascii="Times New Roman" w:hAnsi="Times New Roman" w:cs="Times New Roman"/>
+          <w:sz w:val="28"/>
+          <w:szCs w:val="28"/>
+        </w:rPr>
+        <w:t xml:space="preserve">, а команда </w:t>
+      </w:r>
+      <w:proofErr w:type="spellStart"/>
+      <w:r>
+        <w:rPr>
+          <w:rFonts w:ascii="Times New Roman" w:hAnsi="Times New Roman" w:cs="Times New Roman"/>
+          <w:b/>
+          <w:sz w:val="28"/>
+          <w:szCs w:val="28"/>
+        </w:rPr>
+        <w:t>disable</w:t>
+      </w:r>
+      <w:proofErr w:type="spellEnd"/>
+      <w:r>
+        <w:rPr>
+          <w:rFonts w:ascii="Times New Roman" w:hAnsi="Times New Roman" w:cs="Times New Roman"/>
+          <w:sz w:val="28"/>
+          <w:szCs w:val="28"/>
+        </w:rPr>
+        <w:t xml:space="preserve"> повертає до користувацького режиму. Команди </w:t>
+      </w:r>
+      <w:proofErr w:type="spellStart"/>
+      <w:r>
+        <w:rPr>
+          <w:rFonts w:ascii="Times New Roman" w:hAnsi="Times New Roman" w:cs="Times New Roman"/>
+          <w:b/>
+          <w:sz w:val="28"/>
+          <w:szCs w:val="28"/>
+        </w:rPr>
+        <w:t>exit</w:t>
+      </w:r>
+      <w:proofErr w:type="spellEnd"/>
+      <w:r>
+        <w:rPr>
+          <w:rFonts w:ascii="Times New Roman" w:hAnsi="Times New Roman" w:cs="Times New Roman"/>
+          <w:sz w:val="28"/>
+          <w:szCs w:val="28"/>
+        </w:rPr>
+        <w:t xml:space="preserve"> і </w:t>
+      </w:r>
+      <w:proofErr w:type="spellStart"/>
+      <w:r>
+        <w:rPr>
+          <w:rFonts w:ascii="Times New Roman" w:hAnsi="Times New Roman" w:cs="Times New Roman"/>
+          <w:b/>
+          <w:sz w:val="28"/>
+          <w:szCs w:val="28"/>
+        </w:rPr>
+        <w:t>logout</w:t>
+      </w:r>
+      <w:proofErr w:type="spellEnd"/>
+      <w:r>
+        <w:rPr>
+          <w:rFonts w:ascii="Times New Roman" w:hAnsi="Times New Roman" w:cs="Times New Roman"/>
+          <w:sz w:val="28"/>
+          <w:szCs w:val="28"/>
+        </w:rPr>
+        <w:t xml:space="preserve"> використовуються </w:t>
       </w:r>
       <w:r>
         <w:rPr>
@@ -6451,92 +5278,7 @@
           <w:szCs w:val="28"/>
         </w:rPr>
         <w:lastRenderedPageBreak/>
-        <w:t xml:space="preserve">забезпечує перехід до привілейованого режиму </w:t>
-      </w:r>
-      <w:proofErr w:type="spellStart"/>
-      <w:r>
-        <w:rPr>
-          <w:rFonts w:ascii="Times New Roman" w:hAnsi="Times New Roman" w:cs="Times New Roman"/>
-          <w:b/>
-          <w:sz w:val="28"/>
-          <w:szCs w:val="28"/>
-        </w:rPr>
-        <w:t>Router</w:t>
-      </w:r>
-      <w:proofErr w:type="spellEnd"/>
-      <w:r>
-        <w:rPr>
-          <w:rFonts w:ascii="Times New Roman" w:hAnsi="Times New Roman" w:cs="Times New Roman"/>
-          <w:b/>
-          <w:sz w:val="28"/>
-          <w:szCs w:val="28"/>
-        </w:rPr>
-        <w:t>#</w:t>
-      </w:r>
-      <w:r>
-        <w:rPr>
-          <w:rFonts w:ascii="Times New Roman" w:hAnsi="Times New Roman" w:cs="Times New Roman"/>
-          <w:sz w:val="28"/>
-          <w:szCs w:val="28"/>
-        </w:rPr>
-        <w:t xml:space="preserve">, а команда </w:t>
-      </w:r>
-      <w:proofErr w:type="spellStart"/>
-      <w:r>
-        <w:rPr>
-          <w:rFonts w:ascii="Times New Roman" w:hAnsi="Times New Roman" w:cs="Times New Roman"/>
-          <w:b/>
-          <w:sz w:val="28"/>
-          <w:szCs w:val="28"/>
-        </w:rPr>
-        <w:t>disable</w:t>
-      </w:r>
-      <w:proofErr w:type="spellEnd"/>
-      <w:r>
-        <w:rPr>
-          <w:rFonts w:ascii="Times New Roman" w:hAnsi="Times New Roman" w:cs="Times New Roman"/>
-          <w:sz w:val="28"/>
-          <w:szCs w:val="28"/>
-        </w:rPr>
-        <w:t xml:space="preserve"> повертає до користувацького режиму. Команди </w:t>
-      </w:r>
-      <w:proofErr w:type="spellStart"/>
-      <w:r>
-        <w:rPr>
-          <w:rFonts w:ascii="Times New Roman" w:hAnsi="Times New Roman" w:cs="Times New Roman"/>
-          <w:b/>
-          <w:sz w:val="28"/>
-          <w:szCs w:val="28"/>
-        </w:rPr>
-        <w:t>exit</w:t>
-      </w:r>
-      <w:proofErr w:type="spellEnd"/>
-      <w:r>
-        <w:rPr>
-          <w:rFonts w:ascii="Times New Roman" w:hAnsi="Times New Roman" w:cs="Times New Roman"/>
-          <w:sz w:val="28"/>
-          <w:szCs w:val="28"/>
-        </w:rPr>
-        <w:t xml:space="preserve"> і </w:t>
-      </w:r>
-      <w:proofErr w:type="spellStart"/>
-      <w:r>
-        <w:rPr>
-          <w:rFonts w:ascii="Times New Roman" w:hAnsi="Times New Roman" w:cs="Times New Roman"/>
-          <w:b/>
-          <w:sz w:val="28"/>
-          <w:szCs w:val="28"/>
-        </w:rPr>
-        <w:t>logout</w:t>
-      </w:r>
-      <w:proofErr w:type="spellEnd"/>
-      <w:r>
-        <w:rPr>
-          <w:rFonts w:ascii="Times New Roman" w:hAnsi="Times New Roman" w:cs="Times New Roman"/>
-          <w:sz w:val="28"/>
-          <w:szCs w:val="28"/>
-        </w:rPr>
-        <w:t xml:space="preserve"> використовуються для завершення відповідної сесії.</w:t>
+        <w:t>для завершення відповідної сесії.</w:t>
       </w:r>
     </w:p>
     <w:p>
@@ -6749,7 +5491,7 @@
                     <pic:cNvPicPr/>
                   </pic:nvPicPr>
                   <pic:blipFill>
-                    <a:blip r:embed="rId36"/>
+                    <a:blip r:embed="rId29"/>
                     <a:stretch>
                       <a:fillRect/>
                     </a:stretch>
@@ -6861,7 +5603,7 @@
                     <pic:cNvPicPr/>
                   </pic:nvPicPr>
                   <pic:blipFill>
-                    <a:blip r:embed="rId37"/>
+                    <a:blip r:embed="rId30"/>
                     <a:stretch>
                       <a:fillRect/>
                     </a:stretch>
@@ -7241,7 +5983,7 @@
                     <pic:cNvPicPr/>
                   </pic:nvPicPr>
                   <pic:blipFill>
-                    <a:blip r:embed="rId38"/>
+                    <a:blip r:embed="rId31"/>
                     <a:stretch>
                       <a:fillRect/>
                     </a:stretch>
@@ -7602,7 +6344,7 @@
                     <pic:cNvPicPr/>
                   </pic:nvPicPr>
                   <pic:blipFill>
-                    <a:blip r:embed="rId39"/>
+                    <a:blip r:embed="rId32"/>
                     <a:stretch>
                       <a:fillRect/>
                     </a:stretch>
@@ -7745,7 +6487,7 @@
                     <pic:cNvPicPr/>
                   </pic:nvPicPr>
                   <pic:blipFill>
-                    <a:blip r:embed="rId40"/>
+                    <a:blip r:embed="rId33"/>
                     <a:stretch>
                       <a:fillRect/>
                     </a:stretch>
@@ -8124,7 +6866,7 @@
                     <pic:cNvPicPr/>
                   </pic:nvPicPr>
                   <pic:blipFill>
-                    <a:blip r:embed="rId41"/>
+                    <a:blip r:embed="rId34"/>
                     <a:stretch>
                       <a:fillRect/>
                     </a:stretch>
@@ -8375,7 +7117,7 @@
                     <pic:cNvPicPr/>
                   </pic:nvPicPr>
                   <pic:blipFill>
-                    <a:blip r:embed="rId42"/>
+                    <a:blip r:embed="rId35"/>
                     <a:stretch>
                       <a:fillRect/>
                     </a:stretch>
@@ -8882,7 +7624,7 @@
                     <pic:cNvPicPr/>
                   </pic:nvPicPr>
                   <pic:blipFill>
-                    <a:blip r:embed="rId43"/>
+                    <a:blip r:embed="rId36"/>
                     <a:stretch>
                       <a:fillRect/>
                     </a:stretch>
@@ -9179,7 +7921,7 @@
                     <pic:cNvPicPr/>
                   </pic:nvPicPr>
                   <pic:blipFill>
-                    <a:blip r:embed="rId44"/>
+                    <a:blip r:embed="rId37"/>
                     <a:stretch>
                       <a:fillRect/>
                     </a:stretch>
@@ -9686,7 +8428,7 @@
                     <pic:cNvPicPr/>
                   </pic:nvPicPr>
                   <pic:blipFill>
-                    <a:blip r:embed="rId45"/>
+                    <a:blip r:embed="rId38"/>
                     <a:stretch>
                       <a:fillRect/>
                     </a:stretch>
@@ -10003,7 +8745,7 @@
                     <pic:cNvPicPr/>
                   </pic:nvPicPr>
                   <pic:blipFill>
-                    <a:blip r:embed="rId46"/>
+                    <a:blip r:embed="rId39"/>
                     <a:stretch>
                       <a:fillRect/>
                     </a:stretch>
@@ -10358,7 +9100,7 @@
                     <pic:cNvPicPr/>
                   </pic:nvPicPr>
                   <pic:blipFill>
-                    <a:blip r:embed="rId47"/>
+                    <a:blip r:embed="rId40"/>
                     <a:stretch>
                       <a:fillRect/>
                     </a:stretch>
@@ -10663,7 +9405,7 @@
                     <pic:cNvPicPr/>
                   </pic:nvPicPr>
                   <pic:blipFill>
-                    <a:blip r:embed="rId48"/>
+                    <a:blip r:embed="rId41"/>
                     <a:stretch>
                       <a:fillRect/>
                     </a:stretch>
@@ -11079,7 +9821,7 @@
                     <pic:cNvPicPr/>
                   </pic:nvPicPr>
                   <pic:blipFill>
-                    <a:blip r:embed="rId49"/>
+                    <a:blip r:embed="rId42"/>
                     <a:stretch>
                       <a:fillRect/>
                     </a:stretch>
@@ -11551,7 +10293,7 @@
                     <pic:cNvPicPr/>
                   </pic:nvPicPr>
                   <pic:blipFill>
-                    <a:blip r:embed="rId50"/>
+                    <a:blip r:embed="rId43"/>
                     <a:stretch>
                       <a:fillRect/>
                     </a:stretch>
@@ -11687,7 +10429,7 @@
                     <pic:cNvPicPr/>
                   </pic:nvPicPr>
                   <pic:blipFill>
-                    <a:blip r:embed="rId51"/>
+                    <a:blip r:embed="rId44"/>
                     <a:stretch>
                       <a:fillRect/>
                     </a:stretch>
@@ -11843,7 +10585,7 @@
                     <pic:cNvPicPr/>
                   </pic:nvPicPr>
                   <pic:blipFill>
-                    <a:blip r:embed="rId52"/>
+                    <a:blip r:embed="rId45"/>
                     <a:stretch>
                       <a:fillRect/>
                     </a:stretch>
@@ -12097,7 +10839,7 @@
                     <pic:cNvPicPr/>
                   </pic:nvPicPr>
                   <pic:blipFill>
-                    <a:blip r:embed="rId53"/>
+                    <a:blip r:embed="rId46"/>
                     <a:stretch>
                       <a:fillRect/>
                     </a:stretch>
@@ -12166,7 +10908,7 @@
                     <pic:cNvPicPr/>
                   </pic:nvPicPr>
                   <pic:blipFill>
-                    <a:blip r:embed="rId54"/>
+                    <a:blip r:embed="rId47"/>
                     <a:stretch>
                       <a:fillRect/>
                     </a:stretch>
@@ -12245,7 +10987,7 @@
                     <pic:cNvPicPr/>
                   </pic:nvPicPr>
                   <pic:blipFill>
-                    <a:blip r:embed="rId55"/>
+                    <a:blip r:embed="rId48"/>
                     <a:stretch>
                       <a:fillRect/>
                     </a:stretch>
@@ -12323,7 +11065,7 @@
                     <pic:cNvPicPr/>
                   </pic:nvPicPr>
                   <pic:blipFill>
-                    <a:blip r:embed="rId56"/>
+                    <a:blip r:embed="rId49"/>
                     <a:stretch>
                       <a:fillRect/>
                     </a:stretch>
@@ -12417,7 +11159,7 @@
                     <pic:cNvPicPr/>
                   </pic:nvPicPr>
                   <pic:blipFill>
-                    <a:blip r:embed="rId57"/>
+                    <a:blip r:embed="rId50"/>
                     <a:stretch>
                       <a:fillRect/>
                     </a:stretch>
@@ -12510,7 +11252,7 @@
                     <pic:cNvPicPr/>
                   </pic:nvPicPr>
                   <pic:blipFill>
-                    <a:blip r:embed="rId58"/>
+                    <a:blip r:embed="rId51"/>
                     <a:stretch>
                       <a:fillRect/>
                     </a:stretch>
@@ -12627,7 +11369,7 @@
                     <pic:cNvPicPr/>
                   </pic:nvPicPr>
                   <pic:blipFill>
-                    <a:blip r:embed="rId59"/>
+                    <a:blip r:embed="rId52"/>
                     <a:stretch>
                       <a:fillRect/>
                     </a:stretch>
@@ -12711,7 +11453,7 @@
                     <pic:cNvPicPr/>
                   </pic:nvPicPr>
                   <pic:blipFill>
-                    <a:blip r:embed="rId60"/>
+                    <a:blip r:embed="rId53"/>
                     <a:stretch>
                       <a:fillRect/>
                     </a:stretch>
@@ -12780,7 +11522,7 @@
                     <pic:cNvPicPr/>
                   </pic:nvPicPr>
                   <pic:blipFill>
-                    <a:blip r:embed="rId61"/>
+                    <a:blip r:embed="rId54"/>
                     <a:stretch>
                       <a:fillRect/>
                     </a:stretch>
@@ -12850,7 +11592,7 @@
                     <pic:cNvPicPr/>
                   </pic:nvPicPr>
                   <pic:blipFill>
-                    <a:blip r:embed="rId62"/>
+                    <a:blip r:embed="rId55"/>
                     <a:stretch>
                       <a:fillRect/>
                     </a:stretch>
@@ -12967,7 +11709,7 @@
                     <pic:cNvPicPr/>
                   </pic:nvPicPr>
                   <pic:blipFill>
-                    <a:blip r:embed="rId63"/>
+                    <a:blip r:embed="rId56"/>
                     <a:stretch>
                       <a:fillRect/>
                     </a:stretch>
@@ -13037,7 +11779,7 @@
                     <pic:cNvPicPr/>
                   </pic:nvPicPr>
                   <pic:blipFill>
-                    <a:blip r:embed="rId64"/>
+                    <a:blip r:embed="rId57"/>
                     <a:stretch>
                       <a:fillRect/>
                     </a:stretch>
@@ -13107,7 +11849,7 @@
                     <pic:cNvPicPr/>
                   </pic:nvPicPr>
                   <pic:blipFill>
-                    <a:blip r:embed="rId65"/>
+                    <a:blip r:embed="rId58"/>
                     <a:stretch>
                       <a:fillRect/>
                     </a:stretch>
@@ -13177,7 +11919,7 @@
                     <pic:cNvPicPr/>
                   </pic:nvPicPr>
                   <pic:blipFill>
-                    <a:blip r:embed="rId66"/>
+                    <a:blip r:embed="rId59"/>
                     <a:stretch>
                       <a:fillRect/>
                     </a:stretch>
@@ -13233,7 +11975,7 @@
                     <pic:cNvPicPr/>
                   </pic:nvPicPr>
                   <pic:blipFill>
-                    <a:blip r:embed="rId67"/>
+                    <a:blip r:embed="rId60"/>
                     <a:stretch>
                       <a:fillRect/>
                     </a:stretch>
@@ -13302,7 +12044,7 @@
                     <pic:cNvPicPr/>
                   </pic:nvPicPr>
                   <pic:blipFill>
-                    <a:blip r:embed="rId68"/>
+                    <a:blip r:embed="rId61"/>
                     <a:stretch>
                       <a:fillRect/>
                     </a:stretch>
@@ -13419,7 +12161,7 @@
                     <pic:cNvPicPr/>
                   </pic:nvPicPr>
                   <pic:blipFill>
-                    <a:blip r:embed="rId69"/>
+                    <a:blip r:embed="rId62"/>
                     <a:stretch>
                       <a:fillRect/>
                     </a:stretch>
@@ -13488,7 +12230,7 @@
                     <pic:cNvPicPr/>
                   </pic:nvPicPr>
                   <pic:blipFill>
-                    <a:blip r:embed="rId70"/>
+                    <a:blip r:embed="rId63"/>
                     <a:stretch>
                       <a:fillRect/>
                     </a:stretch>
@@ -13557,7 +12299,7 @@
                     <pic:cNvPicPr/>
                   </pic:nvPicPr>
                   <pic:blipFill>
-                    <a:blip r:embed="rId71"/>
+                    <a:blip r:embed="rId64"/>
                     <a:stretch>
                       <a:fillRect/>
                     </a:stretch>
@@ -13626,7 +12368,7 @@
                     <pic:cNvPicPr/>
                   </pic:nvPicPr>
                   <pic:blipFill>
-                    <a:blip r:embed="rId72"/>
+                    <a:blip r:embed="rId65"/>
                     <a:stretch>
                       <a:fillRect/>
                     </a:stretch>
@@ -13711,7 +12453,7 @@
                     <pic:cNvPicPr/>
                   </pic:nvPicPr>
                   <pic:blipFill>
-                    <a:blip r:embed="rId73"/>
+                    <a:blip r:embed="rId66"/>
                     <a:stretch>
                       <a:fillRect/>
                     </a:stretch>
@@ -13807,7 +12549,7 @@
                     <pic:cNvPicPr/>
                   </pic:nvPicPr>
                   <pic:blipFill>
-                    <a:blip r:embed="rId74"/>
+                    <a:blip r:embed="rId67"/>
                     <a:stretch>
                       <a:fillRect/>
                     </a:stretch>
@@ -13877,7 +12619,7 @@
                     <pic:cNvPicPr/>
                   </pic:nvPicPr>
                   <pic:blipFill>
-                    <a:blip r:embed="rId75"/>
+                    <a:blip r:embed="rId68"/>
                     <a:stretch>
                       <a:fillRect/>
                     </a:stretch>
@@ -13961,7 +12703,7 @@
                     <pic:cNvPicPr/>
                   </pic:nvPicPr>
                   <pic:blipFill>
-                    <a:blip r:embed="rId76"/>
+                    <a:blip r:embed="rId69"/>
                     <a:stretch>
                       <a:fillRect/>
                     </a:stretch>
@@ -14030,7 +12772,7 @@
                     <pic:cNvPicPr/>
                   </pic:nvPicPr>
                   <pic:blipFill>
-                    <a:blip r:embed="rId77"/>
+                    <a:blip r:embed="rId70"/>
                     <a:stretch>
                       <a:fillRect/>
                     </a:stretch>
@@ -14099,7 +12841,7 @@
                     <pic:cNvPicPr/>
                   </pic:nvPicPr>
                   <pic:blipFill>
-                    <a:blip r:embed="rId78"/>
+                    <a:blip r:embed="rId71"/>
                     <a:stretch>
                       <a:fillRect/>
                     </a:stretch>
@@ -14196,7 +12938,7 @@
                     <pic:cNvPicPr/>
                   </pic:nvPicPr>
                   <pic:blipFill>
-                    <a:blip r:embed="rId79"/>
+                    <a:blip r:embed="rId72"/>
                     <a:stretch>
                       <a:fillRect/>
                     </a:stretch>
@@ -14249,7 +12991,7 @@
           <w:rFonts w:cs="Times New Roman"/>
         </w:rPr>
       </w:pPr>
-      <w:bookmarkStart w:id="14" w:name="_Toc242527689"/>
+      <w:bookmarkStart w:id="7" w:name="_Toc242527689"/>
       <w:r>
         <w:rPr>
           <w:rFonts w:cs="Times New Roman"/>
@@ -14258,7 +13000,7 @@
         </w:rPr>
         <w:t>Контрольні запитання.</w:t>
       </w:r>
-      <w:bookmarkEnd w:id="14"/>
+      <w:bookmarkEnd w:id="7"/>
     </w:p>
     <w:p>
       <w:pPr>
@@ -14672,7 +13414,7 @@
           <w:szCs w:val="24"/>
         </w:rPr>
       </w:pPr>
-      <w:bookmarkStart w:id="15" w:name="_Toc242527690"/>
+      <w:bookmarkStart w:id="8" w:name="_Toc242527690"/>
       <w:r>
         <w:rPr>
           <w:rFonts w:cs="Times New Roman"/>
@@ -14682,7 +13424,7 @@
         <w:lastRenderedPageBreak/>
         <w:t>Висновок</w:t>
       </w:r>
-      <w:bookmarkEnd w:id="15"/>
+      <w:bookmarkEnd w:id="8"/>
     </w:p>
     <w:p>
       <w:pPr>
@@ -14754,7 +13496,7 @@
       </w:r>
     </w:p>
     <w:sectPr>
-      <w:footerReference w:type="default" r:id="rId80"/>
+      <w:footerReference w:type="default" r:id="rId73"/>
       <w:pgSz w:w="11906" w:h="16838"/>
       <w:pgMar w:top="850" w:right="850" w:bottom="850" w:left="1417" w:header="708" w:footer="708" w:gutter="0"/>
       <w:cols w:space="708"/>
